--- a/Sleep_Street.docx
+++ b/Sleep_Street.docx
@@ -4324,29 +4324,36 @@
           </w:tcPr>
           <w:p>
             <w:pPr>
-              <w:widowControl w:val="0"/>
-              <w:spacing w:line="240" w:lineRule="auto"/>
-              <w:ind w:left="720" w:firstLine="0"/>
-              <w:rPr>
-                <w:sz w:val="24"/>
-                <w:szCs w:val="24"/>
-              </w:rPr>
-            </w:pPr>
-            <w:r>
-              <w:rPr>
-                <w:rtl w:val="0"/>
-              </w:rPr>
-            </w:r>
-          </w:p>
-          <w:p>
-            <w:pPr>
-              <w:widowControl w:val="0"/>
-              <w:spacing w:line="240" w:lineRule="auto"/>
-              <w:rPr>
-                <w:sz w:val="24"/>
-                <w:szCs w:val="24"/>
-              </w:rPr>
-            </w:pPr>
+              <w:rPr/>
+            </w:pPr>
+            <w:r>
+              <w:rPr>
+                <w:sz w:val="24"/>
+                <w:szCs w:val="24"/>
+                <w:rtl w:val="0"/>
+              </w:rPr>
+              <w:t xml:space="preserve">- </w:t>
+            </w:r>
+            <w:r>
+              <w:rPr>
+                <w:rtl w:val="0"/>
+              </w:rPr>
+              <w:t xml:space="preserve">As sugestões são exibidas com filtros de preço e avaliação.</w:t>
+            </w:r>
+          </w:p>
+          <w:p>
+            <w:pPr>
+              <w:rPr>
+                <w:sz w:val="24"/>
+                <w:szCs w:val="24"/>
+              </w:rPr>
+            </w:pPr>
+            <w:r>
+              <w:rPr>
+                <w:rtl w:val="0"/>
+              </w:rPr>
+              <w:t xml:space="preserve">- A lista de bagagem é gerada e salva.</w:t>
+            </w:r>
             <w:r>
               <w:rPr>
                 <w:rtl w:val="0"/>
@@ -4407,14 +4414,116 @@
           </w:tcPr>
           <w:p>
             <w:pPr>
-              <w:widowControl w:val="0"/>
-              <w:spacing w:line="240" w:lineRule="auto"/>
-              <w:ind w:left="0" w:firstLine="0"/>
-              <w:rPr>
-                <w:sz w:val="24"/>
-                <w:szCs w:val="24"/>
-              </w:rPr>
-            </w:pPr>
+              <w:rPr/>
+            </w:pPr>
+            <w:r>
+              <w:rPr>
+                <w:rtl w:val="0"/>
+              </w:rPr>
+              <w:t xml:space="preserve">1. O usuário seleciona uma viagem.</w:t>
+            </w:r>
+          </w:p>
+          <w:p>
+            <w:pPr>
+              <w:rPr/>
+            </w:pPr>
+            <w:r>
+              <w:rPr>
+                <w:rtl w:val="0"/>
+              </w:rPr>
+              <w:t xml:space="preserve">2. Clica na aba "Hospedagem" ou "Atrações".</w:t>
+            </w:r>
+          </w:p>
+          <w:p>
+            <w:pPr>
+              <w:rPr/>
+            </w:pPr>
+            <w:r>
+              <w:rPr>
+                <w:rtl w:val="0"/>
+              </w:rPr>
+              <w:t xml:space="preserve">3. Informa preço máximo e avaliação desejada.</w:t>
+            </w:r>
+          </w:p>
+          <w:p>
+            <w:pPr>
+              <w:rPr/>
+            </w:pPr>
+            <w:r>
+              <w:rPr>
+                <w:rtl w:val="0"/>
+              </w:rPr>
+              <w:t xml:space="preserve">4. O sistema filtra e sugere opções.</w:t>
+            </w:r>
+          </w:p>
+          <w:p>
+            <w:pPr>
+              <w:rPr/>
+            </w:pPr>
+            <w:r>
+              <w:rPr>
+                <w:rtl w:val="0"/>
+              </w:rPr>
+              <w:t xml:space="preserve">5. Exibe mapa e fotos + avaliações.</w:t>
+            </w:r>
+          </w:p>
+          <w:p>
+            <w:pPr>
+              <w:rPr/>
+            </w:pPr>
+            <w:r>
+              <w:rPr>
+                <w:rtl w:val="0"/>
+              </w:rPr>
+              <w:t xml:space="preserve">6. O usuário acessa a aba "Bagagem".</w:t>
+            </w:r>
+          </w:p>
+          <w:p>
+            <w:pPr>
+              <w:rPr/>
+            </w:pPr>
+            <w:r>
+              <w:rPr>
+                <w:rtl w:val="0"/>
+              </w:rPr>
+              <w:t xml:space="preserve">7. Seleciona tipo de viagem (lazer ou negócios).</w:t>
+            </w:r>
+          </w:p>
+          <w:p>
+            <w:pPr>
+              <w:rPr/>
+            </w:pPr>
+            <w:r>
+              <w:rPr>
+                <w:rtl w:val="0"/>
+              </w:rPr>
+              <w:t xml:space="preserve">8. Clica em "Gerar lista de bagagem".</w:t>
+            </w:r>
+          </w:p>
+          <w:p>
+            <w:pPr>
+              <w:rPr/>
+            </w:pPr>
+            <w:r>
+              <w:rPr>
+                <w:rtl w:val="0"/>
+              </w:rPr>
+              <w:t xml:space="preserve">9. Marca itens organizados e adicione lembretes.</w:t>
+            </w:r>
+          </w:p>
+          <w:p>
+            <w:pPr>
+              <w:rPr>
+                <w:sz w:val="24"/>
+                <w:szCs w:val="24"/>
+              </w:rPr>
+            </w:pPr>
+            <w:r>
+              <w:rPr>
+                <w:rtl w:val="0"/>
+              </w:rPr>
+              <w:t xml:space="preserve">10. Salva a lista.</w:t>
+            </w:r>
             <w:r>
               <w:rPr>
                 <w:rtl w:val="0"/>
@@ -4475,13 +4584,28 @@
           </w:tcPr>
           <w:p>
             <w:pPr>
-              <w:widowControl w:val="0"/>
-              <w:spacing w:line="240" w:lineRule="auto"/>
-              <w:rPr>
-                <w:sz w:val="24"/>
-                <w:szCs w:val="24"/>
-              </w:rPr>
-            </w:pPr>
+              <w:rPr/>
+            </w:pPr>
+            <w:r>
+              <w:rPr>
+                <w:rtl w:val="0"/>
+              </w:rPr>
+              <w:t xml:space="preserve">- FA01 - Sem opções disponíveis: exibe mensagem "Nenhuma opção encontrada".</w:t>
+            </w:r>
+          </w:p>
+          <w:p>
+            <w:pPr>
+              <w:rPr>
+                <w:sz w:val="24"/>
+                <w:szCs w:val="24"/>
+              </w:rPr>
+            </w:pPr>
+            <w:r>
+              <w:rPr>
+                <w:rtl w:val="0"/>
+              </w:rPr>
+              <w:t xml:space="preserve">- FA02 - Sem resultados: exibe mensagem "Nenhuma opção encontrada".</w:t>
+            </w:r>
             <w:r>
               <w:rPr>
                 <w:rtl w:val="0"/>
@@ -4542,14 +4666,17 @@
           </w:tcPr>
           <w:p>
             <w:pPr>
-              <w:widowControl w:val="0"/>
-              <w:spacing w:line="240" w:lineRule="auto"/>
-              <w:ind w:left="720" w:firstLine="0"/>
-              <w:rPr>
-                <w:sz w:val="24"/>
-                <w:szCs w:val="24"/>
-              </w:rPr>
-            </w:pPr>
+              <w:rPr>
+                <w:sz w:val="24"/>
+                <w:szCs w:val="24"/>
+              </w:rPr>
+            </w:pPr>
+            <w:r>
+              <w:rPr>
+                <w:rtl w:val="0"/>
+              </w:rPr>
+              <w:t xml:space="preserve">- FE01 - Falha na API de localização: exibe erro "Verifique sua conexão".</w:t>
+            </w:r>
             <w:r>
               <w:rPr>
                 <w:rtl w:val="0"/>
@@ -4610,16 +4737,41 @@
           </w:tcPr>
           <w:p>
             <w:pPr>
-              <w:widowControl w:val="0"/>
-              <w:spacing w:line="240" w:lineRule="auto"/>
-              <w:ind w:left="0" w:firstLine="0"/>
-              <w:rPr>
-                <w:b w:val="1"/>
-                <w:bCs w:val="1"/>
-                <w:sz w:val="24"/>
-                <w:szCs w:val="24"/>
-              </w:rPr>
-            </w:pPr>
+              <w:rPr/>
+            </w:pPr>
+            <w:r>
+              <w:rPr>
+                <w:rtl w:val="0"/>
+              </w:rPr>
+              <w:t xml:space="preserve">- RN01 - Sugestões baseadas no perfil de gastos do usuário.</w:t>
+            </w:r>
+          </w:p>
+          <w:p>
+            <w:pPr>
+              <w:rPr/>
+            </w:pPr>
+            <w:r>
+              <w:rPr>
+                <w:rtl w:val="0"/>
+              </w:rPr>
+              <w:t xml:space="preserve">- RN02 - Filtro por preço e avaliação deve ser dinâmico.</w:t>
+            </w:r>
+          </w:p>
+          <w:p>
+            <w:pPr>
+              <w:rPr>
+                <w:b w:val="1"/>
+                <w:bCs w:val="1"/>
+                <w:sz w:val="24"/>
+                <w:szCs w:val="24"/>
+              </w:rPr>
+            </w:pPr>
+            <w:r>
+              <w:rPr>
+                <w:rtl w:val="0"/>
+              </w:rPr>
+              <w:t xml:space="preserve">- RN03 - Lista é gerada automaticamente conforme perfil </w:t>
+            </w:r>
             <w:r>
               <w:rPr>
                 <w:rtl w:val="0"/>
